--- a/Paper_template.docx
+++ b/Paper_template.docx
@@ -1,27 +1,19 @@
 
 <file path=word/document.xml><?xml version="1.0" encoding="utf-8"?>
-<w:document xmlns:wpc="http://schemas.microsoft.com/office/word/2010/wordprocessingCanvas" xmlns:cx="http://schemas.microsoft.com/office/drawing/2014/chartex" xmlns:cx1="http://schemas.microsoft.com/office/drawing/2015/9/8/chartex" xmlns:cx2="http://schemas.microsoft.com/office/drawing/2015/10/21/chartex" xmlns:cx3="http://schemas.microsoft.com/office/drawing/2016/5/9/chartex" xmlns:cx4="http://schemas.microsoft.com/office/drawing/2016/5/10/chartex" xmlns:cx5="http://schemas.microsoft.com/office/drawing/2016/5/11/chartex" xmlns:cx6="http://schemas.microsoft.com/office/drawing/2016/5/12/chartex" xmlns:cx7="http://schemas.microsoft.com/office/drawing/2016/5/13/chartex" xmlns:cx8="http://schemas.microsoft.com/office/drawing/2016/5/14/chartex" xmlns:mc="http://schemas.openxmlformats.org/markup-compatibility/2006" xmlns:aink="http://schemas.microsoft.com/office/drawing/2016/ink" xmlns:am3d="http://schemas.microsoft.com/office/drawing/2017/model3d" xmlns:o="urn:schemas-microsoft-com:office:office" xmlns:r="http://schemas.openxmlformats.org/officeDocument/2006/relationships" xmlns:m="http://schemas.openxmlformats.org/officeDocument/2006/math" xmlns:v="urn:schemas-microsoft-com:vml" xmlns:wp14="http://schemas.microsoft.com/office/word/2010/wordprocessingDrawing" xmlns:wp="http://schemas.openxmlformats.org/drawingml/2006/wordprocessingDrawing" xmlns:w10="urn:schemas-microsoft-com:office:word" xmlns:w="http://schemas.openxmlformats.org/wordprocessingml/2006/main" xmlns:w14="http://schemas.microsoft.com/office/word/2010/wordml" xmlns:w15="http://schemas.microsoft.com/office/word/2012/wordml" xmlns:w16cid="http://schemas.microsoft.com/office/word/2016/wordml/cid" xmlns:w16se="http://schemas.microsoft.com/office/word/2015/wordml/symex" xmlns:wpg="http://schemas.microsoft.com/office/word/2010/wordprocessingGroup" xmlns:wpi="http://schemas.microsoft.com/office/word/2010/wordprocessingInk" xmlns:wne="http://schemas.microsoft.com/office/word/2006/wordml" xmlns:wps="http://schemas.microsoft.com/office/word/2010/wordprocessingShape" mc:Ignorable="w14 w15 w16se w16cid wp14">
+<w:document xmlns:wpc="http://schemas.microsoft.com/office/word/2010/wordprocessingCanvas" xmlns:cx="http://schemas.microsoft.com/office/drawing/2014/chartex" xmlns:cx1="http://schemas.microsoft.com/office/drawing/2015/9/8/chartex" xmlns:cx2="http://schemas.microsoft.com/office/drawing/2015/10/21/chartex" xmlns:cx3="http://schemas.microsoft.com/office/drawing/2016/5/9/chartex" xmlns:cx4="http://schemas.microsoft.com/office/drawing/2016/5/10/chartex" xmlns:cx5="http://schemas.microsoft.com/office/drawing/2016/5/11/chartex" xmlns:cx6="http://schemas.microsoft.com/office/drawing/2016/5/12/chartex" xmlns:cx7="http://schemas.microsoft.com/office/drawing/2016/5/13/chartex" xmlns:cx8="http://schemas.microsoft.com/office/drawing/2016/5/14/chartex" xmlns:mc="http://schemas.openxmlformats.org/markup-compatibility/2006" xmlns:aink="http://schemas.microsoft.com/office/drawing/2016/ink" xmlns:am3d="http://schemas.microsoft.com/office/drawing/2017/model3d" xmlns:o="urn:schemas-microsoft-com:office:office" xmlns:oel="http://schemas.microsoft.com/office/2019/extlst" xmlns:r="http://schemas.openxmlformats.org/officeDocument/2006/relationships" xmlns:m="http://schemas.openxmlformats.org/officeDocument/2006/math" xmlns:v="urn:schemas-microsoft-com:vml" xmlns:wp14="http://schemas.microsoft.com/office/word/2010/wordprocessingDrawing" xmlns:wp="http://schemas.openxmlformats.org/drawingml/2006/wordprocessingDrawing" xmlns:w10="urn:schemas-microsoft-com:office:word" xmlns:w="http://schemas.openxmlformats.org/wordprocessingml/2006/main" xmlns:w14="http://schemas.microsoft.com/office/word/2010/wordml" xmlns:w15="http://schemas.microsoft.com/office/word/2012/wordml" xmlns:w16cex="http://schemas.microsoft.com/office/word/2018/wordml/cex" xmlns:w16cid="http://schemas.microsoft.com/office/word/2016/wordml/cid" xmlns:w16="http://schemas.microsoft.com/office/word/2018/wordml" xmlns:w16du="http://schemas.microsoft.com/office/word/2023/wordml/word16du" xmlns:w16sdtdh="http://schemas.microsoft.com/office/word/2020/wordml/sdtdatahash" xmlns:w16sdtfl="http://schemas.microsoft.com/office/word/2024/wordml/sdtformatlock" xmlns:w16se="http://schemas.microsoft.com/office/word/2015/wordml/symex" xmlns:wpg="http://schemas.microsoft.com/office/word/2010/wordprocessingGroup" xmlns:wpi="http://schemas.microsoft.com/office/word/2010/wordprocessingInk" xmlns:wne="http://schemas.microsoft.com/office/word/2006/wordml" xmlns:wps="http://schemas.microsoft.com/office/word/2010/wordprocessingShape" mc:Ignorable="w14 w15 w16se w16cid w16 w16cex w16sdtdh w16sdtfl w16du wp14">
   <w:body>
     <w:p>
       <w:pPr>
         <w:pStyle w:val="BATitle"/>
       </w:pPr>
       <w:r>
-        <w:t>TITLE (Word Style "</w:t>
-      </w:r>
-      <w:proofErr w:type="spellStart"/>
-      <w:r>
-        <w:t>BA_Title</w:t>
-      </w:r>
-      <w:proofErr w:type="spellEnd"/>
-      <w:r>
-        <w:t>"). The title should accurately, clearly, and concisely reflect the emphasis and content of the paper. The title must be brief and grammatically correct. The space above the ti</w:t>
-      </w:r>
-      <w:r>
-        <w:t>tle is provided for the Journal</w:t>
-      </w:r>
-      <w:r>
-        <w:t xml:space="preserve"> logo. Do NOT delete this space.</w:t>
+        <w:t>Assessment of Ligand Stability and Binding Enhancement in the D2 Receptor</w:t>
+      </w:r>
+      <w:r>
+        <w:t>-</w:t>
+      </w:r>
+      <w:r>
+        <w:t>Eticlopride Complex</w:t>
       </w:r>
     </w:p>
     <w:p>
@@ -29,15 +21,7 @@
         <w:pStyle w:val="BBAuthorName"/>
       </w:pPr>
       <w:r>
-        <w:t>AUTHOR NAMES (Word Style "</w:t>
-      </w:r>
-      <w:proofErr w:type="spellStart"/>
-      <w:r>
-        <w:t>BB_Author_Name</w:t>
-      </w:r>
-      <w:proofErr w:type="spellEnd"/>
-      <w:r>
-        <w:t xml:space="preserve">"). </w:t>
+        <w:t>Nuria Bosch, Maria Pau Pijoan, Marta Sotelo, Nahia Urra, Diego Vicente, Pau Villén</w:t>
       </w:r>
     </w:p>
     <w:p>
@@ -45,18 +29,10 @@
         <w:pStyle w:val="BGKeywords"/>
       </w:pPr>
       <w:r>
-        <w:t>KEYWORDS (Word Style “</w:t>
-      </w:r>
-      <w:proofErr w:type="spellStart"/>
-      <w:r>
-        <w:t>BG_Keywords</w:t>
-      </w:r>
-      <w:proofErr w:type="spellEnd"/>
-      <w:r>
-        <w:t>”). If you are submitting your paper to a journal that requires keywords, provide significant keywords to aid the reader in</w:t>
-      </w:r>
-      <w:r>
-        <w:t xml:space="preserve"> literature retrieval</w:t>
+        <w:t xml:space="preserve">KEYWORDS </w:t>
+      </w:r>
+      <w:r>
+        <w:t>Dopamine D2 receptor; eticlopride; molecular dynamics; ligand optimization; ligand-receptor interactions; steered molecular dynamics; binding stability</w:t>
       </w:r>
     </w:p>
     <w:p>
@@ -108,15 +84,7 @@
         <w:t xml:space="preserve">. </w:t>
       </w:r>
       <w:r>
-        <w:t>TEXT (Word Style "</w:t>
-      </w:r>
-      <w:proofErr w:type="spellStart"/>
-      <w:r>
-        <w:t>TA_Main_Text</w:t>
-      </w:r>
-      <w:proofErr w:type="spellEnd"/>
-      <w:r>
-        <w:t xml:space="preserve">"). For full instructions, please see the </w:t>
+        <w:t xml:space="preserve">TEXT (Word Style "TA_Main_Text"). For full instructions, please see the </w:t>
       </w:r>
       <w:r>
         <w:t>journal’s Instructions</w:t>
@@ -150,32 +118,7 @@
         <w:t>RESULT &amp; DISCUSSION</w:t>
       </w:r>
       <w:r>
-        <w:t xml:space="preserve">. </w:t>
-      </w:r>
-      <w:r>
-        <w:t>TEXT (Word Style "</w:t>
-      </w:r>
-      <w:proofErr w:type="spellStart"/>
-      <w:r>
-        <w:t>TA_Main_Text</w:t>
-      </w:r>
-      <w:proofErr w:type="spellEnd"/>
-      <w:r>
-        <w:t xml:space="preserve">"). For full instructions, please see the </w:t>
-      </w:r>
-      <w:r>
-        <w:t>journal’s Instructions</w:t>
-      </w:r>
-      <w:r>
-        <w:t xml:space="preserve"> for Authors.</w:t>
-      </w:r>
-      <w:r>
-        <w:t xml:space="preserve">   Do not modify the font in this or any other section, as doing so will not give an accurate estimate of the formatting for publication and final length</w:t>
-      </w:r>
-      <w:bookmarkStart w:id="0" w:name="_GoBack"/>
-      <w:bookmarkEnd w:id="0"/>
-      <w:r>
-        <w:t xml:space="preserve"> of the paper.</w:t>
+        <w:t>. TEXT (Word Style "TA_Main_Text"). For full instructions, please see the journal’s Instructions for Authors.   Do not modify the font in this or any other section, as doing so will not give an accurate estimate of the formatting for publication and final length of the paper.</w:t>
       </w:r>
     </w:p>
     <w:p>
@@ -188,27 +131,7 @@
         <w:pStyle w:val="VAFigureCaption"/>
       </w:pPr>
       <w:r>
-        <w:t>FIGURES (Word Style "</w:t>
-      </w:r>
-      <w:proofErr w:type="spellStart"/>
-      <w:r>
-        <w:t>VA_Figure_Caption</w:t>
-      </w:r>
-      <w:proofErr w:type="spellEnd"/>
-      <w:r>
-        <w:t xml:space="preserve">"). Each figure must have a caption that includes the figure number and a </w:t>
-      </w:r>
-      <w:r>
-        <w:t>brief description, preferably one or two sentences. The caption should follow the format "</w:t>
-      </w:r>
-      <w:r>
-        <w:t>Figure 1.</w:t>
-      </w:r>
-      <w:r>
-        <w:t xml:space="preserve"> Figure caption." All figures must be mentioned in the text consecutively and numbered with Arabic numerals. The caption should be understandable without ref</w:t>
-      </w:r>
-      <w:r>
-        <w:t>erence to the text. Whenever possible, place the key to symbols in the artwork, not in the caption. To insert the figure into the template, be sure it is already sized appropriately and paste before the figure caption. For formatting double-column figures, see the instructions at the end of the template. Do NOT modify the amount of space before and after the caption as this allows for the rules, space above and below the rules, and space above and below the figure to be inserted upon editing.</w:t>
+        <w:t>FIGURES (Word Style "VA_Figure_Caption"). Each figure must have a caption that includes the figure number and a brief description, preferably one or two sentences. The caption should follow the format "Figure 1. Figure caption." All figures must be mentioned in the text consecutively and numbered with Arabic numerals. The caption should be understandable without reference to the text. Whenever possible, place the key to symbols in the artwork, not in the caption. To insert the figure into the template, be sure it is already sized appropriately and paste before the figure caption. For formatting double-column figures, see the instructions at the end of the template. Do NOT modify the amount of space before and after the caption as this allows for the rules, space above and below the rules, and space above and below the figure to be inserted upon editing.</w:t>
       </w:r>
     </w:p>
     <w:p>
@@ -227,27 +150,7 @@
         <w:t>CONCLUSION</w:t>
       </w:r>
       <w:r>
-        <w:t xml:space="preserve">. </w:t>
-      </w:r>
-      <w:r>
-        <w:t>TEXT (Word Style "</w:t>
-      </w:r>
-      <w:proofErr w:type="spellStart"/>
-      <w:r>
-        <w:t>TA_Main_Text</w:t>
-      </w:r>
-      <w:proofErr w:type="spellEnd"/>
-      <w:r>
-        <w:t xml:space="preserve">"). For full instructions, please see the </w:t>
-      </w:r>
-      <w:r>
-        <w:t>journal’s Instructions</w:t>
-      </w:r>
-      <w:r>
-        <w:t xml:space="preserve"> for Authors.</w:t>
-      </w:r>
-      <w:r>
-        <w:t xml:space="preserve">   Do not modify the font in this or any other section, as doing so will not give an accurate estimate of the formatting for publication and final length of the paper.</w:t>
+        <w:t>. TEXT (Word Style "TA_Main_Text"). For full instructions, please see the journal’s Instructions for Authors.   Do not modify the font in this or any other section, as doing so will not give an accurate estimate of the formatting for publication and final length of the paper.</w:t>
       </w:r>
     </w:p>
     <w:p>
@@ -266,27 +169,7 @@
         <w:t>METHOD</w:t>
       </w:r>
       <w:r>
-        <w:t xml:space="preserve">. </w:t>
-      </w:r>
-      <w:r>
-        <w:t>TEXT (Word Style "</w:t>
-      </w:r>
-      <w:proofErr w:type="spellStart"/>
-      <w:r>
-        <w:t>TA_Main_Text</w:t>
-      </w:r>
-      <w:proofErr w:type="spellEnd"/>
-      <w:r>
-        <w:t xml:space="preserve">"). For full instructions, please see the </w:t>
-      </w:r>
-      <w:r>
-        <w:t>journal’s Instructions</w:t>
-      </w:r>
-      <w:r>
-        <w:t xml:space="preserve"> for Authors.</w:t>
-      </w:r>
-      <w:r>
-        <w:t xml:space="preserve">   Do not modify the font in this or any other section, as doing so will not give an accurate estimate of the formatting for publication and final length of the paper.</w:t>
+        <w:t>. TEXT (Word Style "TA_Main_Text"). For full instructions, please see the journal’s Instructions for Authors.   Do not modify the font in this or any other section, as doing so will not give an accurate estimate of the formatting for publication and final length of the paper.</w:t>
       </w:r>
     </w:p>
     <w:p>
@@ -323,18 +206,7 @@
         <w:pStyle w:val="TFReferencesSection"/>
       </w:pPr>
       <w:r>
-        <w:t>(Word Style "</w:t>
-      </w:r>
-      <w:proofErr w:type="spellStart"/>
-      <w:r>
-        <w:t>TF_References_Section</w:t>
-      </w:r>
-      <w:proofErr w:type="spellEnd"/>
-      <w:r>
-        <w:t>"). References are placed at the end of the manuscript. Authors are responsible for the accuracy and completeness of all references. Examples of the recommended fo</w:t>
-      </w:r>
-      <w:r>
-        <w:t xml:space="preserve">rmats for the various reference types can be found at </w:t>
+        <w:t xml:space="preserve">(Word Style "TF_References_Section"). References are placed at the end of the manuscript. Authors are responsible for the accuracy and completeness of all references. Examples of the recommended formats for the various reference types can be found at </w:t>
       </w:r>
       <w:hyperlink r:id="rId9" w:history="1">
         <w:r>
@@ -348,13 +220,7 @@
         <w:t xml:space="preserve">. </w:t>
       </w:r>
       <w:r>
-        <w:t xml:space="preserve">Detailed information on reference style can be found in </w:t>
-      </w:r>
-      <w:r>
-        <w:t>The ACS Style Guide</w:t>
-      </w:r>
-      <w:r>
-        <w:t>, available from Oxford Press.</w:t>
+        <w:t>Detailed information on reference style can be found in The ACS Style Guide, available from Oxford Press.</w:t>
       </w:r>
     </w:p>
     <w:p>
@@ -393,7 +259,7 @@
 </file>
 
 <file path=word/endnotes.xml><?xml version="1.0" encoding="utf-8"?>
-<w:endnotes xmlns:wpc="http://schemas.microsoft.com/office/word/2010/wordprocessingCanvas" xmlns:cx="http://schemas.microsoft.com/office/drawing/2014/chartex" xmlns:cx1="http://schemas.microsoft.com/office/drawing/2015/9/8/chartex" xmlns:cx2="http://schemas.microsoft.com/office/drawing/2015/10/21/chartex" xmlns:cx3="http://schemas.microsoft.com/office/drawing/2016/5/9/chartex" xmlns:cx4="http://schemas.microsoft.com/office/drawing/2016/5/10/chartex" xmlns:cx5="http://schemas.microsoft.com/office/drawing/2016/5/11/chartex" xmlns:cx6="http://schemas.microsoft.com/office/drawing/2016/5/12/chartex" xmlns:cx7="http://schemas.microsoft.com/office/drawing/2016/5/13/chartex" xmlns:cx8="http://schemas.microsoft.com/office/drawing/2016/5/14/chartex" xmlns:mc="http://schemas.openxmlformats.org/markup-compatibility/2006" xmlns:aink="http://schemas.microsoft.com/office/drawing/2016/ink" xmlns:am3d="http://schemas.microsoft.com/office/drawing/2017/model3d" xmlns:o="urn:schemas-microsoft-com:office:office" xmlns:r="http://schemas.openxmlformats.org/officeDocument/2006/relationships" xmlns:m="http://schemas.openxmlformats.org/officeDocument/2006/math" xmlns:v="urn:schemas-microsoft-com:vml" xmlns:wp14="http://schemas.microsoft.com/office/word/2010/wordprocessingDrawing" xmlns:wp="http://schemas.openxmlformats.org/drawingml/2006/wordprocessingDrawing" xmlns:w10="urn:schemas-microsoft-com:office:word" xmlns:w="http://schemas.openxmlformats.org/wordprocessingml/2006/main" xmlns:w14="http://schemas.microsoft.com/office/word/2010/wordml" xmlns:w15="http://schemas.microsoft.com/office/word/2012/wordml" xmlns:w16cid="http://schemas.microsoft.com/office/word/2016/wordml/cid" xmlns:w16se="http://schemas.microsoft.com/office/word/2015/wordml/symex" xmlns:wpg="http://schemas.microsoft.com/office/word/2010/wordprocessingGroup" xmlns:wpi="http://schemas.microsoft.com/office/word/2010/wordprocessingInk" xmlns:wne="http://schemas.microsoft.com/office/word/2006/wordml" xmlns:wps="http://schemas.microsoft.com/office/word/2010/wordprocessingShape" mc:Ignorable="w14 w15 w16se w16cid wp14">
+<w:endnotes xmlns:wpc="http://schemas.microsoft.com/office/word/2010/wordprocessingCanvas" xmlns:cx="http://schemas.microsoft.com/office/drawing/2014/chartex" xmlns:cx1="http://schemas.microsoft.com/office/drawing/2015/9/8/chartex" xmlns:cx2="http://schemas.microsoft.com/office/drawing/2015/10/21/chartex" xmlns:cx3="http://schemas.microsoft.com/office/drawing/2016/5/9/chartex" xmlns:cx4="http://schemas.microsoft.com/office/drawing/2016/5/10/chartex" xmlns:cx5="http://schemas.microsoft.com/office/drawing/2016/5/11/chartex" xmlns:cx6="http://schemas.microsoft.com/office/drawing/2016/5/12/chartex" xmlns:cx7="http://schemas.microsoft.com/office/drawing/2016/5/13/chartex" xmlns:cx8="http://schemas.microsoft.com/office/drawing/2016/5/14/chartex" xmlns:mc="http://schemas.openxmlformats.org/markup-compatibility/2006" xmlns:aink="http://schemas.microsoft.com/office/drawing/2016/ink" xmlns:am3d="http://schemas.microsoft.com/office/drawing/2017/model3d" xmlns:o="urn:schemas-microsoft-com:office:office" xmlns:oel="http://schemas.microsoft.com/office/2019/extlst" xmlns:r="http://schemas.openxmlformats.org/officeDocument/2006/relationships" xmlns:m="http://schemas.openxmlformats.org/officeDocument/2006/math" xmlns:v="urn:schemas-microsoft-com:vml" xmlns:wp14="http://schemas.microsoft.com/office/word/2010/wordprocessingDrawing" xmlns:wp="http://schemas.openxmlformats.org/drawingml/2006/wordprocessingDrawing" xmlns:w10="urn:schemas-microsoft-com:office:word" xmlns:w="http://schemas.openxmlformats.org/wordprocessingml/2006/main" xmlns:w14="http://schemas.microsoft.com/office/word/2010/wordml" xmlns:w15="http://schemas.microsoft.com/office/word/2012/wordml" xmlns:w16cex="http://schemas.microsoft.com/office/word/2018/wordml/cex" xmlns:w16cid="http://schemas.microsoft.com/office/word/2016/wordml/cid" xmlns:w16="http://schemas.microsoft.com/office/word/2018/wordml" xmlns:w16du="http://schemas.microsoft.com/office/word/2023/wordml/word16du" xmlns:w16sdtdh="http://schemas.microsoft.com/office/word/2020/wordml/sdtdatahash" xmlns:w16sdtfl="http://schemas.microsoft.com/office/word/2024/wordml/sdtformatlock" xmlns:w16se="http://schemas.microsoft.com/office/word/2015/wordml/symex" xmlns:wpg="http://schemas.microsoft.com/office/word/2010/wordprocessingGroup" xmlns:wpi="http://schemas.microsoft.com/office/word/2010/wordprocessingInk" xmlns:wne="http://schemas.microsoft.com/office/word/2006/wordml" xmlns:wps="http://schemas.microsoft.com/office/word/2010/wordprocessingShape" mc:Ignorable="w14 w15 w16se w16cid w16 w16cex w16sdtdh w16sdtfl w16du wp14">
   <w:endnote w:type="separator" w:id="-1">
     <w:p>
       <w:r>
@@ -414,7 +280,7 @@
 </file>
 
 <file path=word/footer1.xml><?xml version="1.0" encoding="utf-8"?>
-<w:ftr xmlns:wpc="http://schemas.microsoft.com/office/word/2010/wordprocessingCanvas" xmlns:cx="http://schemas.microsoft.com/office/drawing/2014/chartex" xmlns:cx1="http://schemas.microsoft.com/office/drawing/2015/9/8/chartex" xmlns:cx2="http://schemas.microsoft.com/office/drawing/2015/10/21/chartex" xmlns:cx3="http://schemas.microsoft.com/office/drawing/2016/5/9/chartex" xmlns:cx4="http://schemas.microsoft.com/office/drawing/2016/5/10/chartex" xmlns:cx5="http://schemas.microsoft.com/office/drawing/2016/5/11/chartex" xmlns:cx6="http://schemas.microsoft.com/office/drawing/2016/5/12/chartex" xmlns:cx7="http://schemas.microsoft.com/office/drawing/2016/5/13/chartex" xmlns:cx8="http://schemas.microsoft.com/office/drawing/2016/5/14/chartex" xmlns:mc="http://schemas.openxmlformats.org/markup-compatibility/2006" xmlns:aink="http://schemas.microsoft.com/office/drawing/2016/ink" xmlns:am3d="http://schemas.microsoft.com/office/drawing/2017/model3d" xmlns:o="urn:schemas-microsoft-com:office:office" xmlns:r="http://schemas.openxmlformats.org/officeDocument/2006/relationships" xmlns:m="http://schemas.openxmlformats.org/officeDocument/2006/math" xmlns:v="urn:schemas-microsoft-com:vml" xmlns:wp14="http://schemas.microsoft.com/office/word/2010/wordprocessingDrawing" xmlns:wp="http://schemas.openxmlformats.org/drawingml/2006/wordprocessingDrawing" xmlns:w10="urn:schemas-microsoft-com:office:word" xmlns:w="http://schemas.openxmlformats.org/wordprocessingml/2006/main" xmlns:w14="http://schemas.microsoft.com/office/word/2010/wordml" xmlns:w15="http://schemas.microsoft.com/office/word/2012/wordml" xmlns:w16cid="http://schemas.microsoft.com/office/word/2016/wordml/cid" xmlns:w16se="http://schemas.microsoft.com/office/word/2015/wordml/symex" xmlns:wpg="http://schemas.microsoft.com/office/word/2010/wordprocessingGroup" xmlns:wpi="http://schemas.microsoft.com/office/word/2010/wordprocessingInk" xmlns:wne="http://schemas.microsoft.com/office/word/2006/wordml" xmlns:wps="http://schemas.microsoft.com/office/word/2010/wordprocessingShape" mc:Ignorable="w14 w15 w16se w16cid wp14">
+<w:ftr xmlns:wpc="http://schemas.microsoft.com/office/word/2010/wordprocessingCanvas" xmlns:cx="http://schemas.microsoft.com/office/drawing/2014/chartex" xmlns:cx1="http://schemas.microsoft.com/office/drawing/2015/9/8/chartex" xmlns:cx2="http://schemas.microsoft.com/office/drawing/2015/10/21/chartex" xmlns:cx3="http://schemas.microsoft.com/office/drawing/2016/5/9/chartex" xmlns:cx4="http://schemas.microsoft.com/office/drawing/2016/5/10/chartex" xmlns:cx5="http://schemas.microsoft.com/office/drawing/2016/5/11/chartex" xmlns:cx6="http://schemas.microsoft.com/office/drawing/2016/5/12/chartex" xmlns:cx7="http://schemas.microsoft.com/office/drawing/2016/5/13/chartex" xmlns:cx8="http://schemas.microsoft.com/office/drawing/2016/5/14/chartex" xmlns:mc="http://schemas.openxmlformats.org/markup-compatibility/2006" xmlns:aink="http://schemas.microsoft.com/office/drawing/2016/ink" xmlns:am3d="http://schemas.microsoft.com/office/drawing/2017/model3d" xmlns:o="urn:schemas-microsoft-com:office:office" xmlns:oel="http://schemas.microsoft.com/office/2019/extlst" xmlns:r="http://schemas.openxmlformats.org/officeDocument/2006/relationships" xmlns:m="http://schemas.openxmlformats.org/officeDocument/2006/math" xmlns:v="urn:schemas-microsoft-com:vml" xmlns:wp14="http://schemas.microsoft.com/office/word/2010/wordprocessingDrawing" xmlns:wp="http://schemas.openxmlformats.org/drawingml/2006/wordprocessingDrawing" xmlns:w10="urn:schemas-microsoft-com:office:word" xmlns:w="http://schemas.openxmlformats.org/wordprocessingml/2006/main" xmlns:w14="http://schemas.microsoft.com/office/word/2010/wordml" xmlns:w15="http://schemas.microsoft.com/office/word/2012/wordml" xmlns:w16cex="http://schemas.microsoft.com/office/word/2018/wordml/cex" xmlns:w16cid="http://schemas.microsoft.com/office/word/2016/wordml/cid" xmlns:w16="http://schemas.microsoft.com/office/word/2018/wordml" xmlns:w16du="http://schemas.microsoft.com/office/word/2023/wordml/word16du" xmlns:w16sdtdh="http://schemas.microsoft.com/office/word/2020/wordml/sdtdatahash" xmlns:w16sdtfl="http://schemas.microsoft.com/office/word/2024/wordml/sdtformatlock" xmlns:w16se="http://schemas.microsoft.com/office/word/2015/wordml/symex" xmlns:wpg="http://schemas.microsoft.com/office/word/2010/wordprocessingGroup" xmlns:wpi="http://schemas.microsoft.com/office/word/2010/wordprocessingInk" xmlns:wne="http://schemas.microsoft.com/office/word/2006/wordml" xmlns:wps="http://schemas.microsoft.com/office/word/2010/wordprocessingShape" mc:Ignorable="w14 w15 w16se w16cid w16 w16cex w16sdtdh w16sdtfl w16du wp14">
   <w:p>
     <w:pPr>
       <w:framePr w:wrap="around" w:vAnchor="text" w:hAnchor="margin" w:xAlign="right" w:y="1"/>
@@ -445,7 +311,7 @@
 </file>
 
 <file path=word/footer2.xml><?xml version="1.0" encoding="utf-8"?>
-<w:ftr xmlns:wpc="http://schemas.microsoft.com/office/word/2010/wordprocessingCanvas" xmlns:cx="http://schemas.microsoft.com/office/drawing/2014/chartex" xmlns:cx1="http://schemas.microsoft.com/office/drawing/2015/9/8/chartex" xmlns:cx2="http://schemas.microsoft.com/office/drawing/2015/10/21/chartex" xmlns:cx3="http://schemas.microsoft.com/office/drawing/2016/5/9/chartex" xmlns:cx4="http://schemas.microsoft.com/office/drawing/2016/5/10/chartex" xmlns:cx5="http://schemas.microsoft.com/office/drawing/2016/5/11/chartex" xmlns:cx6="http://schemas.microsoft.com/office/drawing/2016/5/12/chartex" xmlns:cx7="http://schemas.microsoft.com/office/drawing/2016/5/13/chartex" xmlns:cx8="http://schemas.microsoft.com/office/drawing/2016/5/14/chartex" xmlns:mc="http://schemas.openxmlformats.org/markup-compatibility/2006" xmlns:aink="http://schemas.microsoft.com/office/drawing/2016/ink" xmlns:am3d="http://schemas.microsoft.com/office/drawing/2017/model3d" xmlns:o="urn:schemas-microsoft-com:office:office" xmlns:r="http://schemas.openxmlformats.org/officeDocument/2006/relationships" xmlns:m="http://schemas.openxmlformats.org/officeDocument/2006/math" xmlns:v="urn:schemas-microsoft-com:vml" xmlns:wp14="http://schemas.microsoft.com/office/word/2010/wordprocessingDrawing" xmlns:wp="http://schemas.openxmlformats.org/drawingml/2006/wordprocessingDrawing" xmlns:w10="urn:schemas-microsoft-com:office:word" xmlns:w="http://schemas.openxmlformats.org/wordprocessingml/2006/main" xmlns:w14="http://schemas.microsoft.com/office/word/2010/wordml" xmlns:w15="http://schemas.microsoft.com/office/word/2012/wordml" xmlns:w16cid="http://schemas.microsoft.com/office/word/2016/wordml/cid" xmlns:w16se="http://schemas.microsoft.com/office/word/2015/wordml/symex" xmlns:wpg="http://schemas.microsoft.com/office/word/2010/wordprocessingGroup" xmlns:wpi="http://schemas.microsoft.com/office/word/2010/wordprocessingInk" xmlns:wne="http://schemas.microsoft.com/office/word/2006/wordml" xmlns:wps="http://schemas.microsoft.com/office/word/2010/wordprocessingShape" mc:Ignorable="w14 w15 w16se w16cid wp14">
+<w:ftr xmlns:wpc="http://schemas.microsoft.com/office/word/2010/wordprocessingCanvas" xmlns:cx="http://schemas.microsoft.com/office/drawing/2014/chartex" xmlns:cx1="http://schemas.microsoft.com/office/drawing/2015/9/8/chartex" xmlns:cx2="http://schemas.microsoft.com/office/drawing/2015/10/21/chartex" xmlns:cx3="http://schemas.microsoft.com/office/drawing/2016/5/9/chartex" xmlns:cx4="http://schemas.microsoft.com/office/drawing/2016/5/10/chartex" xmlns:cx5="http://schemas.microsoft.com/office/drawing/2016/5/11/chartex" xmlns:cx6="http://schemas.microsoft.com/office/drawing/2016/5/12/chartex" xmlns:cx7="http://schemas.microsoft.com/office/drawing/2016/5/13/chartex" xmlns:cx8="http://schemas.microsoft.com/office/drawing/2016/5/14/chartex" xmlns:mc="http://schemas.openxmlformats.org/markup-compatibility/2006" xmlns:aink="http://schemas.microsoft.com/office/drawing/2016/ink" xmlns:am3d="http://schemas.microsoft.com/office/drawing/2017/model3d" xmlns:o="urn:schemas-microsoft-com:office:office" xmlns:oel="http://schemas.microsoft.com/office/2019/extlst" xmlns:r="http://schemas.openxmlformats.org/officeDocument/2006/relationships" xmlns:m="http://schemas.openxmlformats.org/officeDocument/2006/math" xmlns:v="urn:schemas-microsoft-com:vml" xmlns:wp14="http://schemas.microsoft.com/office/word/2010/wordprocessingDrawing" xmlns:wp="http://schemas.openxmlformats.org/drawingml/2006/wordprocessingDrawing" xmlns:w10="urn:schemas-microsoft-com:office:word" xmlns:w="http://schemas.openxmlformats.org/wordprocessingml/2006/main" xmlns:w14="http://schemas.microsoft.com/office/word/2010/wordml" xmlns:w15="http://schemas.microsoft.com/office/word/2012/wordml" xmlns:w16cex="http://schemas.microsoft.com/office/word/2018/wordml/cex" xmlns:w16cid="http://schemas.microsoft.com/office/word/2016/wordml/cid" xmlns:w16="http://schemas.microsoft.com/office/word/2018/wordml" xmlns:w16du="http://schemas.microsoft.com/office/word/2023/wordml/word16du" xmlns:w16sdtdh="http://schemas.microsoft.com/office/word/2020/wordml/sdtdatahash" xmlns:w16sdtfl="http://schemas.microsoft.com/office/word/2024/wordml/sdtformatlock" xmlns:w16se="http://schemas.microsoft.com/office/word/2015/wordml/symex" xmlns:wpg="http://schemas.microsoft.com/office/word/2010/wordprocessingGroup" xmlns:wpi="http://schemas.microsoft.com/office/word/2010/wordprocessingInk" xmlns:wne="http://schemas.microsoft.com/office/word/2006/wordml" xmlns:wps="http://schemas.microsoft.com/office/word/2010/wordprocessingShape" mc:Ignorable="w14 w15 w16se w16cid w16 w16cex w16sdtdh w16sdtfl w16du wp14">
   <w:p>
     <w:pPr>
       <w:ind w:right="360"/>
@@ -455,7 +321,7 @@
 </file>
 
 <file path=word/footer3.xml><?xml version="1.0" encoding="utf-8"?>
-<w:ftr xmlns:wpc="http://schemas.microsoft.com/office/word/2010/wordprocessingCanvas" xmlns:cx="http://schemas.microsoft.com/office/drawing/2014/chartex" xmlns:cx1="http://schemas.microsoft.com/office/drawing/2015/9/8/chartex" xmlns:cx2="http://schemas.microsoft.com/office/drawing/2015/10/21/chartex" xmlns:cx3="http://schemas.microsoft.com/office/drawing/2016/5/9/chartex" xmlns:cx4="http://schemas.microsoft.com/office/drawing/2016/5/10/chartex" xmlns:cx5="http://schemas.microsoft.com/office/drawing/2016/5/11/chartex" xmlns:cx6="http://schemas.microsoft.com/office/drawing/2016/5/12/chartex" xmlns:cx7="http://schemas.microsoft.com/office/drawing/2016/5/13/chartex" xmlns:cx8="http://schemas.microsoft.com/office/drawing/2016/5/14/chartex" xmlns:mc="http://schemas.openxmlformats.org/markup-compatibility/2006" xmlns:aink="http://schemas.microsoft.com/office/drawing/2016/ink" xmlns:am3d="http://schemas.microsoft.com/office/drawing/2017/model3d" xmlns:o="urn:schemas-microsoft-com:office:office" xmlns:r="http://schemas.openxmlformats.org/officeDocument/2006/relationships" xmlns:m="http://schemas.openxmlformats.org/officeDocument/2006/math" xmlns:v="urn:schemas-microsoft-com:vml" xmlns:wp14="http://schemas.microsoft.com/office/word/2010/wordprocessingDrawing" xmlns:wp="http://schemas.openxmlformats.org/drawingml/2006/wordprocessingDrawing" xmlns:w10="urn:schemas-microsoft-com:office:word" xmlns:w="http://schemas.openxmlformats.org/wordprocessingml/2006/main" xmlns:w14="http://schemas.microsoft.com/office/word/2010/wordml" xmlns:w15="http://schemas.microsoft.com/office/word/2012/wordml" xmlns:w16cid="http://schemas.microsoft.com/office/word/2016/wordml/cid" xmlns:w16se="http://schemas.microsoft.com/office/word/2015/wordml/symex" xmlns:wpg="http://schemas.microsoft.com/office/word/2010/wordprocessingGroup" xmlns:wpi="http://schemas.microsoft.com/office/word/2010/wordprocessingInk" xmlns:wne="http://schemas.microsoft.com/office/word/2006/wordml" xmlns:wps="http://schemas.microsoft.com/office/word/2010/wordprocessingShape" mc:Ignorable="w14 w15 w16se w16cid wp14">
+<w:ftr xmlns:wpc="http://schemas.microsoft.com/office/word/2010/wordprocessingCanvas" xmlns:cx="http://schemas.microsoft.com/office/drawing/2014/chartex" xmlns:cx1="http://schemas.microsoft.com/office/drawing/2015/9/8/chartex" xmlns:cx2="http://schemas.microsoft.com/office/drawing/2015/10/21/chartex" xmlns:cx3="http://schemas.microsoft.com/office/drawing/2016/5/9/chartex" xmlns:cx4="http://schemas.microsoft.com/office/drawing/2016/5/10/chartex" xmlns:cx5="http://schemas.microsoft.com/office/drawing/2016/5/11/chartex" xmlns:cx6="http://schemas.microsoft.com/office/drawing/2016/5/12/chartex" xmlns:cx7="http://schemas.microsoft.com/office/drawing/2016/5/13/chartex" xmlns:cx8="http://schemas.microsoft.com/office/drawing/2016/5/14/chartex" xmlns:mc="http://schemas.openxmlformats.org/markup-compatibility/2006" xmlns:aink="http://schemas.microsoft.com/office/drawing/2016/ink" xmlns:am3d="http://schemas.microsoft.com/office/drawing/2017/model3d" xmlns:o="urn:schemas-microsoft-com:office:office" xmlns:oel="http://schemas.microsoft.com/office/2019/extlst" xmlns:r="http://schemas.openxmlformats.org/officeDocument/2006/relationships" xmlns:m="http://schemas.openxmlformats.org/officeDocument/2006/math" xmlns:v="urn:schemas-microsoft-com:vml" xmlns:wp14="http://schemas.microsoft.com/office/word/2010/wordprocessingDrawing" xmlns:wp="http://schemas.openxmlformats.org/drawingml/2006/wordprocessingDrawing" xmlns:w10="urn:schemas-microsoft-com:office:word" xmlns:w="http://schemas.openxmlformats.org/wordprocessingml/2006/main" xmlns:w14="http://schemas.microsoft.com/office/word/2010/wordml" xmlns:w15="http://schemas.microsoft.com/office/word/2012/wordml" xmlns:w16cex="http://schemas.microsoft.com/office/word/2018/wordml/cex" xmlns:w16cid="http://schemas.microsoft.com/office/word/2016/wordml/cid" xmlns:w16="http://schemas.microsoft.com/office/word/2018/wordml" xmlns:w16du="http://schemas.microsoft.com/office/word/2023/wordml/word16du" xmlns:w16sdtdh="http://schemas.microsoft.com/office/word/2020/wordml/sdtdatahash" xmlns:w16sdtfl="http://schemas.microsoft.com/office/word/2024/wordml/sdtformatlock" xmlns:w16se="http://schemas.microsoft.com/office/word/2015/wordml/symex" xmlns:wpg="http://schemas.microsoft.com/office/word/2010/wordprocessingGroup" xmlns:wpi="http://schemas.microsoft.com/office/word/2010/wordprocessingInk" xmlns:wne="http://schemas.microsoft.com/office/word/2006/wordml" xmlns:wps="http://schemas.microsoft.com/office/word/2010/wordprocessingShape" mc:Ignorable="w14 w15 w16se w16cid w16 w16cex w16sdtdh w16sdtfl w16du wp14">
   <w:p>
     <w:pPr>
       <w:pStyle w:val="Footer"/>
@@ -507,7 +373,7 @@
 </file>
 
 <file path=word/footer4.xml><?xml version="1.0" encoding="utf-8"?>
-<w:ftr xmlns:wpc="http://schemas.microsoft.com/office/word/2010/wordprocessingCanvas" xmlns:cx="http://schemas.microsoft.com/office/drawing/2014/chartex" xmlns:cx1="http://schemas.microsoft.com/office/drawing/2015/9/8/chartex" xmlns:cx2="http://schemas.microsoft.com/office/drawing/2015/10/21/chartex" xmlns:cx3="http://schemas.microsoft.com/office/drawing/2016/5/9/chartex" xmlns:cx4="http://schemas.microsoft.com/office/drawing/2016/5/10/chartex" xmlns:cx5="http://schemas.microsoft.com/office/drawing/2016/5/11/chartex" xmlns:cx6="http://schemas.microsoft.com/office/drawing/2016/5/12/chartex" xmlns:cx7="http://schemas.microsoft.com/office/drawing/2016/5/13/chartex" xmlns:cx8="http://schemas.microsoft.com/office/drawing/2016/5/14/chartex" xmlns:mc="http://schemas.openxmlformats.org/markup-compatibility/2006" xmlns:aink="http://schemas.microsoft.com/office/drawing/2016/ink" xmlns:am3d="http://schemas.microsoft.com/office/drawing/2017/model3d" xmlns:o="urn:schemas-microsoft-com:office:office" xmlns:r="http://schemas.openxmlformats.org/officeDocument/2006/relationships" xmlns:m="http://schemas.openxmlformats.org/officeDocument/2006/math" xmlns:v="urn:schemas-microsoft-com:vml" xmlns:wp14="http://schemas.microsoft.com/office/word/2010/wordprocessingDrawing" xmlns:wp="http://schemas.openxmlformats.org/drawingml/2006/wordprocessingDrawing" xmlns:w10="urn:schemas-microsoft-com:office:word" xmlns:w="http://schemas.openxmlformats.org/wordprocessingml/2006/main" xmlns:w14="http://schemas.microsoft.com/office/word/2010/wordml" xmlns:w15="http://schemas.microsoft.com/office/word/2012/wordml" xmlns:w16cid="http://schemas.microsoft.com/office/word/2016/wordml/cid" xmlns:w16se="http://schemas.microsoft.com/office/word/2015/wordml/symex" xmlns:wpg="http://schemas.microsoft.com/office/word/2010/wordprocessingGroup" xmlns:wpi="http://schemas.microsoft.com/office/word/2010/wordprocessingInk" xmlns:wne="http://schemas.microsoft.com/office/word/2006/wordml" xmlns:wps="http://schemas.microsoft.com/office/word/2010/wordprocessingShape" mc:Ignorable="w14 w15 w16se w16cid wp14">
+<w:ftr xmlns:wpc="http://schemas.microsoft.com/office/word/2010/wordprocessingCanvas" xmlns:cx="http://schemas.microsoft.com/office/drawing/2014/chartex" xmlns:cx1="http://schemas.microsoft.com/office/drawing/2015/9/8/chartex" xmlns:cx2="http://schemas.microsoft.com/office/drawing/2015/10/21/chartex" xmlns:cx3="http://schemas.microsoft.com/office/drawing/2016/5/9/chartex" xmlns:cx4="http://schemas.microsoft.com/office/drawing/2016/5/10/chartex" xmlns:cx5="http://schemas.microsoft.com/office/drawing/2016/5/11/chartex" xmlns:cx6="http://schemas.microsoft.com/office/drawing/2016/5/12/chartex" xmlns:cx7="http://schemas.microsoft.com/office/drawing/2016/5/13/chartex" xmlns:cx8="http://schemas.microsoft.com/office/drawing/2016/5/14/chartex" xmlns:mc="http://schemas.openxmlformats.org/markup-compatibility/2006" xmlns:aink="http://schemas.microsoft.com/office/drawing/2016/ink" xmlns:am3d="http://schemas.microsoft.com/office/drawing/2017/model3d" xmlns:o="urn:schemas-microsoft-com:office:office" xmlns:oel="http://schemas.microsoft.com/office/2019/extlst" xmlns:r="http://schemas.openxmlformats.org/officeDocument/2006/relationships" xmlns:m="http://schemas.openxmlformats.org/officeDocument/2006/math" xmlns:v="urn:schemas-microsoft-com:vml" xmlns:wp14="http://schemas.microsoft.com/office/word/2010/wordprocessingDrawing" xmlns:wp="http://schemas.openxmlformats.org/drawingml/2006/wordprocessingDrawing" xmlns:w10="urn:schemas-microsoft-com:office:word" xmlns:w="http://schemas.openxmlformats.org/wordprocessingml/2006/main" xmlns:w14="http://schemas.microsoft.com/office/word/2010/wordml" xmlns:w15="http://schemas.microsoft.com/office/word/2012/wordml" xmlns:w16cex="http://schemas.microsoft.com/office/word/2018/wordml/cex" xmlns:w16cid="http://schemas.microsoft.com/office/word/2016/wordml/cid" xmlns:w16="http://schemas.microsoft.com/office/word/2018/wordml" xmlns:w16du="http://schemas.microsoft.com/office/word/2023/wordml/word16du" xmlns:w16sdtdh="http://schemas.microsoft.com/office/word/2020/wordml/sdtdatahash" xmlns:w16sdtfl="http://schemas.microsoft.com/office/word/2024/wordml/sdtformatlock" xmlns:w16se="http://schemas.microsoft.com/office/word/2015/wordml/symex" xmlns:wpg="http://schemas.microsoft.com/office/word/2010/wordprocessingGroup" xmlns:wpi="http://schemas.microsoft.com/office/word/2010/wordprocessingInk" xmlns:wne="http://schemas.microsoft.com/office/word/2006/wordml" xmlns:wps="http://schemas.microsoft.com/office/word/2010/wordprocessingShape" mc:Ignorable="w14 w15 w16se w16cid w16 w16cex w16sdtdh w16sdtfl w16du wp14">
   <w:p>
     <w:pPr>
       <w:pStyle w:val="Footer"/>
@@ -559,7 +425,7 @@
 </file>
 
 <file path=word/footnotes.xml><?xml version="1.0" encoding="utf-8"?>
-<w:footnotes xmlns:wpc="http://schemas.microsoft.com/office/word/2010/wordprocessingCanvas" xmlns:cx="http://schemas.microsoft.com/office/drawing/2014/chartex" xmlns:cx1="http://schemas.microsoft.com/office/drawing/2015/9/8/chartex" xmlns:cx2="http://schemas.microsoft.com/office/drawing/2015/10/21/chartex" xmlns:cx3="http://schemas.microsoft.com/office/drawing/2016/5/9/chartex" xmlns:cx4="http://schemas.microsoft.com/office/drawing/2016/5/10/chartex" xmlns:cx5="http://schemas.microsoft.com/office/drawing/2016/5/11/chartex" xmlns:cx6="http://schemas.microsoft.com/office/drawing/2016/5/12/chartex" xmlns:cx7="http://schemas.microsoft.com/office/drawing/2016/5/13/chartex" xmlns:cx8="http://schemas.microsoft.com/office/drawing/2016/5/14/chartex" xmlns:mc="http://schemas.openxmlformats.org/markup-compatibility/2006" xmlns:aink="http://schemas.microsoft.com/office/drawing/2016/ink" xmlns:am3d="http://schemas.microsoft.com/office/drawing/2017/model3d" xmlns:o="urn:schemas-microsoft-com:office:office" xmlns:r="http://schemas.openxmlformats.org/officeDocument/2006/relationships" xmlns:m="http://schemas.openxmlformats.org/officeDocument/2006/math" xmlns:v="urn:schemas-microsoft-com:vml" xmlns:wp14="http://schemas.microsoft.com/office/word/2010/wordprocessingDrawing" xmlns:wp="http://schemas.openxmlformats.org/drawingml/2006/wordprocessingDrawing" xmlns:w10="urn:schemas-microsoft-com:office:word" xmlns:w="http://schemas.openxmlformats.org/wordprocessingml/2006/main" xmlns:w14="http://schemas.microsoft.com/office/word/2010/wordml" xmlns:w15="http://schemas.microsoft.com/office/word/2012/wordml" xmlns:w16cid="http://schemas.microsoft.com/office/word/2016/wordml/cid" xmlns:w16se="http://schemas.microsoft.com/office/word/2015/wordml/symex" xmlns:wpg="http://schemas.microsoft.com/office/word/2010/wordprocessingGroup" xmlns:wpi="http://schemas.microsoft.com/office/word/2010/wordprocessingInk" xmlns:wne="http://schemas.microsoft.com/office/word/2006/wordml" xmlns:wps="http://schemas.microsoft.com/office/word/2010/wordprocessingShape" mc:Ignorable="w14 w15 w16se w16cid wp14">
+<w:footnotes xmlns:wpc="http://schemas.microsoft.com/office/word/2010/wordprocessingCanvas" xmlns:cx="http://schemas.microsoft.com/office/drawing/2014/chartex" xmlns:cx1="http://schemas.microsoft.com/office/drawing/2015/9/8/chartex" xmlns:cx2="http://schemas.microsoft.com/office/drawing/2015/10/21/chartex" xmlns:cx3="http://schemas.microsoft.com/office/drawing/2016/5/9/chartex" xmlns:cx4="http://schemas.microsoft.com/office/drawing/2016/5/10/chartex" xmlns:cx5="http://schemas.microsoft.com/office/drawing/2016/5/11/chartex" xmlns:cx6="http://schemas.microsoft.com/office/drawing/2016/5/12/chartex" xmlns:cx7="http://schemas.microsoft.com/office/drawing/2016/5/13/chartex" xmlns:cx8="http://schemas.microsoft.com/office/drawing/2016/5/14/chartex" xmlns:mc="http://schemas.openxmlformats.org/markup-compatibility/2006" xmlns:aink="http://schemas.microsoft.com/office/drawing/2016/ink" xmlns:am3d="http://schemas.microsoft.com/office/drawing/2017/model3d" xmlns:o="urn:schemas-microsoft-com:office:office" xmlns:oel="http://schemas.microsoft.com/office/2019/extlst" xmlns:r="http://schemas.openxmlformats.org/officeDocument/2006/relationships" xmlns:m="http://schemas.openxmlformats.org/officeDocument/2006/math" xmlns:v="urn:schemas-microsoft-com:vml" xmlns:wp14="http://schemas.microsoft.com/office/word/2010/wordprocessingDrawing" xmlns:wp="http://schemas.openxmlformats.org/drawingml/2006/wordprocessingDrawing" xmlns:w10="urn:schemas-microsoft-com:office:word" xmlns:w="http://schemas.openxmlformats.org/wordprocessingml/2006/main" xmlns:w14="http://schemas.microsoft.com/office/word/2010/wordml" xmlns:w15="http://schemas.microsoft.com/office/word/2012/wordml" xmlns:w16cex="http://schemas.microsoft.com/office/word/2018/wordml/cex" xmlns:w16cid="http://schemas.microsoft.com/office/word/2016/wordml/cid" xmlns:w16="http://schemas.microsoft.com/office/word/2018/wordml" xmlns:w16du="http://schemas.microsoft.com/office/word/2023/wordml/word16du" xmlns:w16sdtdh="http://schemas.microsoft.com/office/word/2020/wordml/sdtdatahash" xmlns:w16sdtfl="http://schemas.microsoft.com/office/word/2024/wordml/sdtformatlock" xmlns:w16se="http://schemas.microsoft.com/office/word/2015/wordml/symex" xmlns:wpg="http://schemas.microsoft.com/office/word/2010/wordprocessingGroup" xmlns:wpi="http://schemas.microsoft.com/office/word/2010/wordprocessingInk" xmlns:wne="http://schemas.microsoft.com/office/word/2006/wordml" xmlns:wps="http://schemas.microsoft.com/office/word/2010/wordprocessingShape" mc:Ignorable="w14 w15 w16se w16cid w16 w16cex w16sdtdh w16sdtfl w16du wp14">
   <w:footnote w:type="separator" w:id="-1">
     <w:p>
       <w:r>
@@ -580,13 +446,13 @@
 </file>
 
 <file path=word/header1.xml><?xml version="1.0" encoding="utf-8"?>
-<w:hdr xmlns:wpc="http://schemas.microsoft.com/office/word/2010/wordprocessingCanvas" xmlns:cx="http://schemas.microsoft.com/office/drawing/2014/chartex" xmlns:cx1="http://schemas.microsoft.com/office/drawing/2015/9/8/chartex" xmlns:cx2="http://schemas.microsoft.com/office/drawing/2015/10/21/chartex" xmlns:cx3="http://schemas.microsoft.com/office/drawing/2016/5/9/chartex" xmlns:cx4="http://schemas.microsoft.com/office/drawing/2016/5/10/chartex" xmlns:cx5="http://schemas.microsoft.com/office/drawing/2016/5/11/chartex" xmlns:cx6="http://schemas.microsoft.com/office/drawing/2016/5/12/chartex" xmlns:cx7="http://schemas.microsoft.com/office/drawing/2016/5/13/chartex" xmlns:cx8="http://schemas.microsoft.com/office/drawing/2016/5/14/chartex" xmlns:mc="http://schemas.openxmlformats.org/markup-compatibility/2006" xmlns:aink="http://schemas.microsoft.com/office/drawing/2016/ink" xmlns:am3d="http://schemas.microsoft.com/office/drawing/2017/model3d" xmlns:o="urn:schemas-microsoft-com:office:office" xmlns:r="http://schemas.openxmlformats.org/officeDocument/2006/relationships" xmlns:m="http://schemas.openxmlformats.org/officeDocument/2006/math" xmlns:v="urn:schemas-microsoft-com:vml" xmlns:wp14="http://schemas.microsoft.com/office/word/2010/wordprocessingDrawing" xmlns:wp="http://schemas.openxmlformats.org/drawingml/2006/wordprocessingDrawing" xmlns:w10="urn:schemas-microsoft-com:office:word" xmlns:w="http://schemas.openxmlformats.org/wordprocessingml/2006/main" xmlns:w14="http://schemas.microsoft.com/office/word/2010/wordml" xmlns:w15="http://schemas.microsoft.com/office/word/2012/wordml" xmlns:w16cid="http://schemas.microsoft.com/office/word/2016/wordml/cid" xmlns:w16se="http://schemas.microsoft.com/office/word/2015/wordml/symex" xmlns:wpg="http://schemas.microsoft.com/office/word/2010/wordprocessingGroup" xmlns:wpi="http://schemas.microsoft.com/office/word/2010/wordprocessingInk" xmlns:wne="http://schemas.microsoft.com/office/word/2006/wordml" xmlns:wps="http://schemas.microsoft.com/office/word/2010/wordprocessingShape" mc:Ignorable="w14 w15 w16se w16cid wp14">
+<w:hdr xmlns:wpc="http://schemas.microsoft.com/office/word/2010/wordprocessingCanvas" xmlns:cx="http://schemas.microsoft.com/office/drawing/2014/chartex" xmlns:cx1="http://schemas.microsoft.com/office/drawing/2015/9/8/chartex" xmlns:cx2="http://schemas.microsoft.com/office/drawing/2015/10/21/chartex" xmlns:cx3="http://schemas.microsoft.com/office/drawing/2016/5/9/chartex" xmlns:cx4="http://schemas.microsoft.com/office/drawing/2016/5/10/chartex" xmlns:cx5="http://schemas.microsoft.com/office/drawing/2016/5/11/chartex" xmlns:cx6="http://schemas.microsoft.com/office/drawing/2016/5/12/chartex" xmlns:cx7="http://schemas.microsoft.com/office/drawing/2016/5/13/chartex" xmlns:cx8="http://schemas.microsoft.com/office/drawing/2016/5/14/chartex" xmlns:mc="http://schemas.openxmlformats.org/markup-compatibility/2006" xmlns:aink="http://schemas.microsoft.com/office/drawing/2016/ink" xmlns:am3d="http://schemas.microsoft.com/office/drawing/2017/model3d" xmlns:o="urn:schemas-microsoft-com:office:office" xmlns:oel="http://schemas.microsoft.com/office/2019/extlst" xmlns:r="http://schemas.openxmlformats.org/officeDocument/2006/relationships" xmlns:m="http://schemas.openxmlformats.org/officeDocument/2006/math" xmlns:v="urn:schemas-microsoft-com:vml" xmlns:wp14="http://schemas.microsoft.com/office/word/2010/wordprocessingDrawing" xmlns:wp="http://schemas.openxmlformats.org/drawingml/2006/wordprocessingDrawing" xmlns:w10="urn:schemas-microsoft-com:office:word" xmlns:w="http://schemas.openxmlformats.org/wordprocessingml/2006/main" xmlns:w14="http://schemas.microsoft.com/office/word/2010/wordml" xmlns:w15="http://schemas.microsoft.com/office/word/2012/wordml" xmlns:w16cex="http://schemas.microsoft.com/office/word/2018/wordml/cex" xmlns:w16cid="http://schemas.microsoft.com/office/word/2016/wordml/cid" xmlns:w16="http://schemas.microsoft.com/office/word/2018/wordml" xmlns:w16du="http://schemas.microsoft.com/office/word/2023/wordml/word16du" xmlns:w16sdtdh="http://schemas.microsoft.com/office/word/2020/wordml/sdtdatahash" xmlns:w16sdtfl="http://schemas.microsoft.com/office/word/2024/wordml/sdtformatlock" xmlns:w16se="http://schemas.microsoft.com/office/word/2015/wordml/symex" xmlns:wpg="http://schemas.microsoft.com/office/word/2010/wordprocessingGroup" xmlns:wpi="http://schemas.microsoft.com/office/word/2010/wordprocessingInk" xmlns:wne="http://schemas.microsoft.com/office/word/2006/wordml" xmlns:wps="http://schemas.microsoft.com/office/word/2010/wordprocessingShape" mc:Ignorable="w14 w15 w16se w16cid w16 w16cex w16sdtdh w16sdtfl w16du wp14">
   <w:p/>
 </w:hdr>
 </file>
 
 <file path=word/numbering.xml><?xml version="1.0" encoding="utf-8"?>
-<w:numbering xmlns:wpc="http://schemas.microsoft.com/office/word/2010/wordprocessingCanvas" xmlns:cx="http://schemas.microsoft.com/office/drawing/2014/chartex" xmlns:cx1="http://schemas.microsoft.com/office/drawing/2015/9/8/chartex" xmlns:cx2="http://schemas.microsoft.com/office/drawing/2015/10/21/chartex" xmlns:cx3="http://schemas.microsoft.com/office/drawing/2016/5/9/chartex" xmlns:cx4="http://schemas.microsoft.com/office/drawing/2016/5/10/chartex" xmlns:cx5="http://schemas.microsoft.com/office/drawing/2016/5/11/chartex" xmlns:cx6="http://schemas.microsoft.com/office/drawing/2016/5/12/chartex" xmlns:cx7="http://schemas.microsoft.com/office/drawing/2016/5/13/chartex" xmlns:cx8="http://schemas.microsoft.com/office/drawing/2016/5/14/chartex" xmlns:mc="http://schemas.openxmlformats.org/markup-compatibility/2006" xmlns:aink="http://schemas.microsoft.com/office/drawing/2016/ink" xmlns:am3d="http://schemas.microsoft.com/office/drawing/2017/model3d" xmlns:o="urn:schemas-microsoft-com:office:office" xmlns:r="http://schemas.openxmlformats.org/officeDocument/2006/relationships" xmlns:m="http://schemas.openxmlformats.org/officeDocument/2006/math" xmlns:v="urn:schemas-microsoft-com:vml" xmlns:wp14="http://schemas.microsoft.com/office/word/2010/wordprocessingDrawing" xmlns:wp="http://schemas.openxmlformats.org/drawingml/2006/wordprocessingDrawing" xmlns:w10="urn:schemas-microsoft-com:office:word" xmlns:w="http://schemas.openxmlformats.org/wordprocessingml/2006/main" xmlns:w14="http://schemas.microsoft.com/office/word/2010/wordml" xmlns:w15="http://schemas.microsoft.com/office/word/2012/wordml" xmlns:w16cid="http://schemas.microsoft.com/office/word/2016/wordml/cid" xmlns:w16se="http://schemas.microsoft.com/office/word/2015/wordml/symex" xmlns:wpg="http://schemas.microsoft.com/office/word/2010/wordprocessingGroup" xmlns:wpi="http://schemas.microsoft.com/office/word/2010/wordprocessingInk" xmlns:wne="http://schemas.microsoft.com/office/word/2006/wordml" xmlns:wps="http://schemas.microsoft.com/office/word/2010/wordprocessingShape" mc:Ignorable="w14 w15 w16se w16cid wp14">
+<w:numbering xmlns:wpc="http://schemas.microsoft.com/office/word/2010/wordprocessingCanvas" xmlns:cx="http://schemas.microsoft.com/office/drawing/2014/chartex" xmlns:cx1="http://schemas.microsoft.com/office/drawing/2015/9/8/chartex" xmlns:cx2="http://schemas.microsoft.com/office/drawing/2015/10/21/chartex" xmlns:cx3="http://schemas.microsoft.com/office/drawing/2016/5/9/chartex" xmlns:cx4="http://schemas.microsoft.com/office/drawing/2016/5/10/chartex" xmlns:cx5="http://schemas.microsoft.com/office/drawing/2016/5/11/chartex" xmlns:cx6="http://schemas.microsoft.com/office/drawing/2016/5/12/chartex" xmlns:cx7="http://schemas.microsoft.com/office/drawing/2016/5/13/chartex" xmlns:cx8="http://schemas.microsoft.com/office/drawing/2016/5/14/chartex" xmlns:mc="http://schemas.openxmlformats.org/markup-compatibility/2006" xmlns:aink="http://schemas.microsoft.com/office/drawing/2016/ink" xmlns:am3d="http://schemas.microsoft.com/office/drawing/2017/model3d" xmlns:o="urn:schemas-microsoft-com:office:office" xmlns:oel="http://schemas.microsoft.com/office/2019/extlst" xmlns:r="http://schemas.openxmlformats.org/officeDocument/2006/relationships" xmlns:m="http://schemas.openxmlformats.org/officeDocument/2006/math" xmlns:v="urn:schemas-microsoft-com:vml" xmlns:wp14="http://schemas.microsoft.com/office/word/2010/wordprocessingDrawing" xmlns:wp="http://schemas.openxmlformats.org/drawingml/2006/wordprocessingDrawing" xmlns:w10="urn:schemas-microsoft-com:office:word" xmlns:w="http://schemas.openxmlformats.org/wordprocessingml/2006/main" xmlns:w14="http://schemas.microsoft.com/office/word/2010/wordml" xmlns:w15="http://schemas.microsoft.com/office/word/2012/wordml" xmlns:w16cex="http://schemas.microsoft.com/office/word/2018/wordml/cex" xmlns:w16cid="http://schemas.microsoft.com/office/word/2016/wordml/cid" xmlns:w16="http://schemas.microsoft.com/office/word/2018/wordml" xmlns:w16du="http://schemas.microsoft.com/office/word/2023/wordml/word16du" xmlns:w16sdtdh="http://schemas.microsoft.com/office/word/2020/wordml/sdtdatahash" xmlns:w16sdtfl="http://schemas.microsoft.com/office/word/2024/wordml/sdtformatlock" xmlns:w16se="http://schemas.microsoft.com/office/word/2015/wordml/symex" xmlns:wpg="http://schemas.microsoft.com/office/word/2010/wordprocessingGroup" xmlns:wpi="http://schemas.microsoft.com/office/word/2010/wordprocessingInk" xmlns:wne="http://schemas.microsoft.com/office/word/2006/wordml" xmlns:wps="http://schemas.microsoft.com/office/word/2010/wordprocessingShape" mc:Ignorable="w14 w15 w16se w16cid w16 w16cex w16sdtdh w16sdtfl w16du wp14">
   <w:abstractNum w:abstractNumId="0" w15:restartNumberingAfterBreak="0">
     <w:nsid w:val="326D3F9A"/>
     <w:multiLevelType w:val="singleLevel"/>
@@ -707,29 +573,29 @@
       </w:rPr>
     </w:lvl>
   </w:abstractNum>
-  <w:num w:numId="1">
+  <w:num w:numId="1" w16cid:durableId="818428054">
     <w:abstractNumId w:val="4"/>
   </w:num>
-  <w:num w:numId="2">
+  <w:num w:numId="2" w16cid:durableId="1274089652">
     <w:abstractNumId w:val="2"/>
   </w:num>
-  <w:num w:numId="3">
+  <w:num w:numId="3" w16cid:durableId="1985088465">
     <w:abstractNumId w:val="5"/>
   </w:num>
-  <w:num w:numId="4">
+  <w:num w:numId="4" w16cid:durableId="1744449781">
     <w:abstractNumId w:val="3"/>
   </w:num>
-  <w:num w:numId="5">
+  <w:num w:numId="5" w16cid:durableId="269287900">
     <w:abstractNumId w:val="1"/>
   </w:num>
-  <w:num w:numId="6">
+  <w:num w:numId="6" w16cid:durableId="727725360">
     <w:abstractNumId w:val="0"/>
   </w:num>
 </w:numbering>
 </file>
 
 <file path=word/styles.xml><?xml version="1.0" encoding="utf-8"?>
-<w:styles xmlns:mc="http://schemas.openxmlformats.org/markup-compatibility/2006" xmlns:r="http://schemas.openxmlformats.org/officeDocument/2006/relationships" xmlns:w="http://schemas.openxmlformats.org/wordprocessingml/2006/main" xmlns:w14="http://schemas.microsoft.com/office/word/2010/wordml" xmlns:w15="http://schemas.microsoft.com/office/word/2012/wordml" xmlns:w16cid="http://schemas.microsoft.com/office/word/2016/wordml/cid" xmlns:w16se="http://schemas.microsoft.com/office/word/2015/wordml/symex" mc:Ignorable="w14 w15 w16se w16cid">
+<w:styles xmlns:mc="http://schemas.openxmlformats.org/markup-compatibility/2006" xmlns:r="http://schemas.openxmlformats.org/officeDocument/2006/relationships" xmlns:w="http://schemas.openxmlformats.org/wordprocessingml/2006/main" xmlns:w14="http://schemas.microsoft.com/office/word/2010/wordml" xmlns:w15="http://schemas.microsoft.com/office/word/2012/wordml" xmlns:w16cex="http://schemas.microsoft.com/office/word/2018/wordml/cex" xmlns:w16cid="http://schemas.microsoft.com/office/word/2016/wordml/cid" xmlns:w16="http://schemas.microsoft.com/office/word/2018/wordml" xmlns:w16du="http://schemas.microsoft.com/office/word/2023/wordml/word16du" xmlns:w16sdtdh="http://schemas.microsoft.com/office/word/2020/wordml/sdtdatahash" xmlns:w16sdtfl="http://schemas.microsoft.com/office/word/2024/wordml/sdtformatlock" xmlns:w16se="http://schemas.microsoft.com/office/word/2015/wordml/symex" mc:Ignorable="w14 w15 w16se w16cid w16 w16cex w16sdtdh w16sdtfl w16du">
   <w:docDefaults>
     <w:rPrDefault>
       <w:rPr>
@@ -739,7 +605,7 @@
     </w:rPrDefault>
     <w:pPrDefault/>
   </w:docDefaults>
-  <w:latentStyles w:defLockedState="0" w:defUIPriority="0" w:defSemiHidden="0" w:defUnhideWhenUsed="0" w:defQFormat="0" w:count="375">
+  <w:latentStyles w:defLockedState="0" w:defUIPriority="0" w:defSemiHidden="0" w:defUnhideWhenUsed="0" w:defQFormat="0" w:count="376">
     <w:lsdException w:name="Normal" w:qFormat="1"/>
     <w:lsdException w:name="heading 1" w:qFormat="1"/>
     <w:lsdException w:name="heading 2" w:qFormat="1"/>
@@ -1106,6 +972,7 @@
     <w:lsdException w:name="Smart Hyperlink" w:semiHidden="1" w:uiPriority="99" w:unhideWhenUsed="1"/>
     <w:lsdException w:name="Hashtag" w:semiHidden="1" w:uiPriority="99" w:unhideWhenUsed="1"/>
     <w:lsdException w:name="Unresolved Mention" w:semiHidden="1" w:uiPriority="99" w:unhideWhenUsed="1"/>
+    <w:lsdException w:name="Smart Link" w:semiHidden="1" w:uiPriority="99" w:unhideWhenUsed="1"/>
   </w:latentStyles>
   <w:style w:type="paragraph" w:default="1" w:styleId="Normal">
     <w:name w:val="Normal"/>
